--- a/testakten/handelsvertreterrecht-provisionsausgleich-nordstern-medtech/23-entscheidungsvorlage-kurzfassung.docx
+++ b/testakten/handelsvertreterrecht-provisionsausgleich-nordstern-medtech/23-entscheidungsvorlage-kurzfassung.docx
@@ -2,56 +2,1610 @@
 <file path=word/document.xml><?xml version="1.0" encoding="utf-8"?>
 <w:document xmlns:wpc="http://schemas.microsoft.com/office/word/2010/wordprocessingCanvas" xmlns:mo="http://schemas.microsoft.com/office/mac/office/2008/main" xmlns:mc="http://schemas.openxmlformats.org/markup-compatibility/2006" xmlns:mv="urn:schemas-microsoft-com:mac:vml" xmlns:o="urn:schemas-microsoft-com:office:office" xmlns:r="http://schemas.openxmlformats.org/officeDocument/2006/relationships" xmlns:m="http://schemas.openxmlformats.org/officeDocument/2006/math" xmlns:v="urn:schemas-microsoft-com:vml" xmlns:wp14="http://schemas.microsoft.com/office/word/2010/wordprocessingDrawing" xmlns:wp="http://schemas.openxmlformats.org/drawingml/2006/wordprocessingDrawing" xmlns:w10="urn:schemas-microsoft-com:office:word" xmlns:w="http://schemas.openxmlformats.org/wordprocessingml/2006/main" xmlns:w14="http://schemas.microsoft.com/office/word/2010/wordml" xmlns:wpg="http://schemas.microsoft.com/office/word/2010/wordprocessingGroup" xmlns:wpi="http://schemas.microsoft.com/office/word/2010/wordprocessingInk" xmlns:wne="http://schemas.microsoft.com/office/word/2006/wordml" xmlns:wps="http://schemas.microsoft.com/office/word/2010/wordprocessingShape" mc:Ignorable="w14 wp14">
   <w:body>
+    <w:tbl>
+      <w:tblPr>
+        <w:tblW w:type="auto" w:w="0"/>
+        <w:tblLayout w:type="fixed"/>
+        <w:tblLook w:firstColumn="1" w:firstRow="1" w:lastColumn="0" w:lastRow="0" w:noHBand="0" w:noVBand="1" w:val="04A0"/>
+      </w:tblPr>
+      <w:tblGrid>
+        <w:gridCol w:w="6520"/>
+        <w:gridCol w:w="2948"/>
+      </w:tblGrid>
+      <w:tr>
+        <w:tc>
+          <w:tcPr>
+            <w:tcW w:type="dxa" w:w="4790"/>
+            <w:tcMar>
+              <w:top w:w="0" w:type="dxa"/>
+              <w:start w:w="0" w:type="dxa"/>
+              <w:bottom w:w="80" w:type="dxa"/>
+              <w:end w:w="80" w:type="dxa"/>
+            </w:tcMar>
+          </w:tcPr>
+          <w:p>
+            <w:pPr>
+              <w:spacing w:after="20"/>
+            </w:pPr>
+            <w:r>
+              <w:rPr>
+                <w:b/>
+                <w:color w:val="17324D"/>
+                <w:sz w:val="24"/>
+              </w:rPr>
+              <w:t>NORDSTERN MEDTECH GMBH</w:t>
+            </w:r>
+          </w:p>
+          <w:p>
+            <w:pPr>
+              <w:spacing w:after="0"/>
+            </w:pPr>
+            <w:r>
+              <w:rPr>
+                <w:color w:val="59636B"/>
+                <w:sz w:val="16"/>
+              </w:rPr>
+              <w:t>Ruhrallee 188 · 45136 Essen · Telefon 0201 447 28 0 · legal@nordstern-medtech.de</w:t>
+            </w:r>
+          </w:p>
+          <w:p>
+            <w:pPr>
+              <w:spacing w:after="0"/>
+            </w:pPr>
+            <w:r>
+              <w:rPr>
+                <w:color w:val="59636B"/>
+                <w:sz w:val="16"/>
+              </w:rPr>
+              <w:t>Geschäftsführung Dr. Malte Ferber und Helena Kopp · HRB 284991, Amtsgericht Essen</w:t>
+            </w:r>
+          </w:p>
+        </w:tc>
+        <w:tc>
+          <w:tcPr>
+            <w:tcW w:type="dxa" w:w="4790"/>
+            <w:tcMar>
+              <w:top w:w="0" w:type="dxa"/>
+              <w:start w:w="80" w:type="dxa"/>
+              <w:bottom w:w="80" w:type="dxa"/>
+              <w:end w:w="0" w:type="dxa"/>
+            </w:tcMar>
+          </w:tcPr>
+          <w:p>
+            <w:pPr>
+              <w:jc w:val="right"/>
+            </w:pPr>
+            <w:r>
+              <w:rPr>
+                <w:b/>
+                <w:color w:val="2E668B"/>
+                <w:sz w:val="18"/>
+              </w:rPr>
+              <w:t>VERTRAULICH · GESCHÄFTSFÜHRUNG</w:t>
+            </w:r>
+          </w:p>
+        </w:tc>
+      </w:tr>
+    </w:tbl>
+    <w:p>
+      <w:pPr>
+        <w:spacing w:after="160"/>
+        <w:pBdr>
+          <w:bottom w:val="single" w:sz="10" w:space="1" w:color="2E668B"/>
+        </w:pBdr>
+      </w:pPr>
+    </w:p>
     <w:p>
       <w:pPr>
         <w:pStyle w:val="Title"/>
       </w:pPr>
       <w:r>
-        <w:t>Kurzfassung Entscheidungsvorlage</w:t>
-      </w:r>
-    </w:p>
-    <w:p>
-      <w:r>
-        <w:t>Nordstern MedTech GmbH kündigt einer langjährigen Handelsvertreteragentur nach Online-Vertriebsumstellung; streitig sind Status, Bezirksprovision, Buchauszug, Stornoreserve und Ausgleich § 89b HGB.</w:t>
-      </w:r>
-    </w:p>
-    <w:p>
-      <w:r>
-        <w:t>Die Entscheidung sollte nicht auf Grundlage einzelner Schlagworte getroffen werden. Maßgeblich sind Nachweisbarkeit, Zuständigkeit, Frist und ein realistischer nächster Schritt.</w:t>
+        <w:t>Entscheidungsbedarf Vertriebspartner Altfeld</w:t>
       </w:r>
     </w:p>
     <w:p>
       <w:pPr>
-        <w:pStyle w:val="ListBullet"/>
+        <w:spacing w:after="180"/>
       </w:pPr>
       <w:r>
-        <w:t>Rote Punkte zuerst behandeln</w:t>
+        <w:rPr>
+          <w:b/>
+          <w:color w:val="2E668B"/>
+        </w:rPr>
+        <w:t>Unterlage für die Geschäftsführungssitzung am 12. Juni 2026</w:t>
+      </w:r>
+    </w:p>
+    <w:tbl>
+      <w:tblPr>
+        <w:tblW w:type="auto" w:w="0"/>
+        <w:tblLayout w:type="fixed"/>
+        <w:tblLook w:firstColumn="1" w:firstRow="1" w:lastColumn="0" w:lastRow="0" w:noHBand="0" w:noVBand="1" w:val="04A0"/>
+      </w:tblPr>
+      <w:tblGrid>
+        <w:gridCol w:w="2268"/>
+        <w:gridCol w:w="7200"/>
+      </w:tblGrid>
+      <w:tr>
+        <w:tc>
+          <w:tcPr>
+            <w:tcW w:type="dxa" w:w="2268"/>
+            <w:shd w:fill="EAF1F5"/>
+            <w:tcMar>
+              <w:top w:w="90" w:type="dxa"/>
+              <w:start w:w="90" w:type="dxa"/>
+              <w:bottom w:w="90" w:type="dxa"/>
+              <w:end w:w="90" w:type="dxa"/>
+            </w:tcMar>
+            <w:vAlign w:val="center"/>
+          </w:tcPr>
+          <w:p>
+            <w:pPr>
+              <w:spacing w:after="0"/>
+            </w:pPr>
+            <w:r>
+              <w:rPr>
+                <w:b/>
+                <w:sz w:val="18"/>
+              </w:rPr>
+              <w:t>Erstellt</w:t>
+            </w:r>
+          </w:p>
+        </w:tc>
+        <w:tc>
+          <w:tcPr>
+            <w:tcW w:type="dxa" w:w="7200"/>
+            <w:tcMar>
+              <w:top w:w="90" w:type="dxa"/>
+              <w:start w:w="90" w:type="dxa"/>
+              <w:bottom w:w="90" w:type="dxa"/>
+              <w:end w:w="90" w:type="dxa"/>
+            </w:tcMar>
+            <w:vAlign w:val="center"/>
+          </w:tcPr>
+          <w:p>
+            <w:pPr>
+              <w:spacing w:after="0"/>
+            </w:pPr>
+            <w:r>
+              <w:rPr>
+                <w:sz w:val="18"/>
+              </w:rPr>
+              <w:t>5. Juni 2026, 18:10 Uhr</w:t>
+            </w:r>
+          </w:p>
+        </w:tc>
+      </w:tr>
+      <w:tr>
+        <w:tc>
+          <w:tcPr>
+            <w:tcW w:type="dxa" w:w="2268"/>
+            <w:shd w:fill="EAF1F5"/>
+            <w:tcMar>
+              <w:top w:w="90" w:type="dxa"/>
+              <w:start w:w="90" w:type="dxa"/>
+              <w:bottom w:w="90" w:type="dxa"/>
+              <w:end w:w="90" w:type="dxa"/>
+            </w:tcMar>
+            <w:vAlign w:val="center"/>
+          </w:tcPr>
+          <w:p>
+            <w:pPr>
+              <w:spacing w:after="0"/>
+            </w:pPr>
+            <w:r>
+              <w:rPr>
+                <w:b/>
+                <w:sz w:val="18"/>
+              </w:rPr>
+              <w:t>Verfasserin</w:t>
+            </w:r>
+          </w:p>
+        </w:tc>
+        <w:tc>
+          <w:tcPr>
+            <w:tcW w:type="dxa" w:w="7200"/>
+            <w:tcMar>
+              <w:top w:w="90" w:type="dxa"/>
+              <w:start w:w="90" w:type="dxa"/>
+              <w:bottom w:w="90" w:type="dxa"/>
+              <w:end w:w="90" w:type="dxa"/>
+            </w:tcMar>
+            <w:vAlign w:val="center"/>
+          </w:tcPr>
+          <w:p>
+            <w:pPr>
+              <w:spacing w:after="0"/>
+            </w:pPr>
+            <w:r>
+              <w:rPr>
+                <w:sz w:val="18"/>
+              </w:rPr>
+              <w:t>Lea Huth, Leitung Legal Operations</w:t>
+            </w:r>
+          </w:p>
+        </w:tc>
+      </w:tr>
+      <w:tr>
+        <w:tc>
+          <w:tcPr>
+            <w:tcW w:type="dxa" w:w="2268"/>
+            <w:shd w:fill="EAF1F5"/>
+            <w:tcMar>
+              <w:top w:w="90" w:type="dxa"/>
+              <w:start w:w="90" w:type="dxa"/>
+              <w:bottom w:w="90" w:type="dxa"/>
+              <w:end w:w="90" w:type="dxa"/>
+            </w:tcMar>
+            <w:vAlign w:val="center"/>
+          </w:tcPr>
+          <w:p>
+            <w:pPr>
+              <w:spacing w:after="0"/>
+            </w:pPr>
+            <w:r>
+              <w:rPr>
+                <w:b/>
+                <w:sz w:val="18"/>
+              </w:rPr>
+              <w:t>Teilnehmer</w:t>
+            </w:r>
+          </w:p>
+        </w:tc>
+        <w:tc>
+          <w:tcPr>
+            <w:tcW w:type="dxa" w:w="7200"/>
+            <w:tcMar>
+              <w:top w:w="90" w:type="dxa"/>
+              <w:start w:w="90" w:type="dxa"/>
+              <w:bottom w:w="90" w:type="dxa"/>
+              <w:end w:w="90" w:type="dxa"/>
+            </w:tcMar>
+            <w:vAlign w:val="center"/>
+          </w:tcPr>
+          <w:p>
+            <w:pPr>
+              <w:spacing w:after="0"/>
+            </w:pPr>
+            <w:r>
+              <w:rPr>
+                <w:sz w:val="18"/>
+              </w:rPr>
+              <w:t>Geschäftsführung, Vertrieb, Controlling, Legal, IT</w:t>
+            </w:r>
+          </w:p>
+        </w:tc>
+      </w:tr>
+      <w:tr>
+        <w:tc>
+          <w:tcPr>
+            <w:tcW w:type="dxa" w:w="2268"/>
+            <w:shd w:fill="EAF1F5"/>
+            <w:tcMar>
+              <w:top w:w="90" w:type="dxa"/>
+              <w:start w:w="90" w:type="dxa"/>
+              <w:bottom w:w="90" w:type="dxa"/>
+              <w:end w:w="90" w:type="dxa"/>
+            </w:tcMar>
+            <w:vAlign w:val="center"/>
+          </w:tcPr>
+          <w:p>
+            <w:pPr>
+              <w:spacing w:after="0"/>
+            </w:pPr>
+            <w:r>
+              <w:rPr>
+                <w:b/>
+                <w:sz w:val="18"/>
+              </w:rPr>
+              <w:t>Gegenstand</w:t>
+            </w:r>
+          </w:p>
+        </w:tc>
+        <w:tc>
+          <w:tcPr>
+            <w:tcW w:type="dxa" w:w="7200"/>
+            <w:tcMar>
+              <w:top w:w="90" w:type="dxa"/>
+              <w:start w:w="90" w:type="dxa"/>
+              <w:bottom w:w="90" w:type="dxa"/>
+              <w:end w:w="90" w:type="dxa"/>
+            </w:tcMar>
+            <w:vAlign w:val="center"/>
+          </w:tcPr>
+          <w:p>
+            <w:pPr>
+              <w:spacing w:after="0"/>
+            </w:pPr>
+            <w:r>
+              <w:rPr>
+                <w:sz w:val="18"/>
+              </w:rPr>
+              <w:t>Kündigung, Abrechnung, CRM-Auszug und Fortführung des Onlinevertriebs</w:t>
+            </w:r>
+          </w:p>
+        </w:tc>
+      </w:tr>
+    </w:tbl>
+    <w:p>
+      <w:pPr>
+        <w:spacing w:after="20"/>
+      </w:pPr>
+    </w:p>
+    <w:p>
+      <w:pPr>
+        <w:pStyle w:val="Heading1"/>
+      </w:pPr>
+      <w:r>
+        <w:t>1. Beschlussbedarf</w:t>
+      </w:r>
+    </w:p>
+    <w:tbl>
+      <w:tblPr>
+        <w:tblStyle w:val="TableGrid"/>
+        <w:tblW w:type="auto" w:w="0"/>
+        <w:tblLayout w:type="fixed"/>
+        <w:tblLook w:firstColumn="1" w:firstRow="1" w:lastColumn="0" w:lastRow="0" w:noHBand="0" w:noVBand="1" w:val="04A0"/>
+      </w:tblPr>
+      <w:tblGrid>
+        <w:gridCol w:w="567"/>
+        <w:gridCol w:w="2665"/>
+        <w:gridCol w:w="3288"/>
+        <w:gridCol w:w="2948"/>
+      </w:tblGrid>
+      <w:tr>
+        <w:tc>
+          <w:tcPr>
+            <w:tcW w:type="dxa" w:w="2395"/>
+            <w:shd w:fill="17324D"/>
+            <w:tcMar>
+              <w:top w:w="90" w:type="dxa"/>
+              <w:start w:w="90" w:type="dxa"/>
+              <w:bottom w:w="90" w:type="dxa"/>
+              <w:end w:w="90" w:type="dxa"/>
+            </w:tcMar>
+          </w:tcPr>
+          <w:p>
+            <w:r>
+              <w:rPr>
+                <w:b/>
+                <w:color w:val="FFFFFF"/>
+                <w:sz w:val="17"/>
+              </w:rPr>
+              <w:t>Nr.</w:t>
+            </w:r>
+          </w:p>
+        </w:tc>
+        <w:tc>
+          <w:tcPr>
+            <w:tcW w:type="dxa" w:w="2395"/>
+            <w:shd w:fill="17324D"/>
+            <w:tcMar>
+              <w:top w:w="90" w:type="dxa"/>
+              <w:start w:w="90" w:type="dxa"/>
+              <w:bottom w:w="90" w:type="dxa"/>
+              <w:end w:w="90" w:type="dxa"/>
+            </w:tcMar>
+          </w:tcPr>
+          <w:p>
+            <w:r>
+              <w:rPr>
+                <w:b/>
+                <w:color w:val="FFFFFF"/>
+                <w:sz w:val="17"/>
+              </w:rPr>
+              <w:t>Entscheidung</w:t>
+            </w:r>
+          </w:p>
+        </w:tc>
+        <w:tc>
+          <w:tcPr>
+            <w:tcW w:type="dxa" w:w="2395"/>
+            <w:shd w:fill="17324D"/>
+            <w:tcMar>
+              <w:top w:w="90" w:type="dxa"/>
+              <w:start w:w="90" w:type="dxa"/>
+              <w:bottom w:w="90" w:type="dxa"/>
+              <w:end w:w="90" w:type="dxa"/>
+            </w:tcMar>
+          </w:tcPr>
+          <w:p>
+            <w:r>
+              <w:rPr>
+                <w:b/>
+                <w:color w:val="FFFFFF"/>
+                <w:sz w:val="17"/>
+              </w:rPr>
+              <w:t>Vorliegende Grundlage</w:t>
+            </w:r>
+          </w:p>
+        </w:tc>
+        <w:tc>
+          <w:tcPr>
+            <w:tcW w:type="dxa" w:w="2395"/>
+            <w:shd w:fill="17324D"/>
+            <w:tcMar>
+              <w:top w:w="90" w:type="dxa"/>
+              <w:start w:w="90" w:type="dxa"/>
+              <w:bottom w:w="90" w:type="dxa"/>
+              <w:end w:w="90" w:type="dxa"/>
+            </w:tcMar>
+          </w:tcPr>
+          <w:p>
+            <w:r>
+              <w:rPr>
+                <w:b/>
+                <w:color w:val="FFFFFF"/>
+                <w:sz w:val="17"/>
+              </w:rPr>
+              <w:t>Fehlende Grundlage</w:t>
+            </w:r>
+          </w:p>
+        </w:tc>
+      </w:tr>
+      <w:tr>
+        <w:tc>
+          <w:tcPr>
+            <w:tcW w:type="dxa" w:w="567"/>
+            <w:tcMar>
+              <w:top w:w="90" w:type="dxa"/>
+              <w:start w:w="90" w:type="dxa"/>
+              <w:bottom w:w="90" w:type="dxa"/>
+              <w:end w:w="90" w:type="dxa"/>
+            </w:tcMar>
+            <w:vAlign w:val="top"/>
+          </w:tcPr>
+          <w:p>
+            <w:pPr>
+              <w:spacing w:after="0"/>
+            </w:pPr>
+            <w:r>
+              <w:rPr>
+                <w:sz w:val="16"/>
+              </w:rPr>
+              <w:t>1</w:t>
+            </w:r>
+          </w:p>
+        </w:tc>
+        <w:tc>
+          <w:tcPr>
+            <w:tcW w:type="dxa" w:w="2665"/>
+            <w:tcMar>
+              <w:top w:w="90" w:type="dxa"/>
+              <w:start w:w="90" w:type="dxa"/>
+              <w:bottom w:w="90" w:type="dxa"/>
+              <w:end w:w="90" w:type="dxa"/>
+            </w:tcMar>
+            <w:vAlign w:val="top"/>
+          </w:tcPr>
+          <w:p>
+            <w:pPr>
+              <w:spacing w:after="0"/>
+            </w:pPr>
+            <w:r>
+              <w:rPr>
+                <w:sz w:val="16"/>
+              </w:rPr>
+              <w:t>Umfang und Termin eines Buchauszugs</w:t>
+            </w:r>
+          </w:p>
+        </w:tc>
+        <w:tc>
+          <w:tcPr>
+            <w:tcW w:type="dxa" w:w="3288"/>
+            <w:tcMar>
+              <w:top w:w="90" w:type="dxa"/>
+              <w:start w:w="90" w:type="dxa"/>
+              <w:bottom w:w="90" w:type="dxa"/>
+              <w:end w:w="90" w:type="dxa"/>
+            </w:tcMar>
+            <w:vAlign w:val="top"/>
+          </w:tcPr>
+          <w:p>
+            <w:pPr>
+              <w:spacing w:after="0"/>
+            </w:pPr>
+            <w:r>
+              <w:rPr>
+                <w:sz w:val="16"/>
+              </w:rPr>
+              <w:t>Verlangen vom 25. Mai; drei Beispielvorgänge</w:t>
+            </w:r>
+          </w:p>
+        </w:tc>
+        <w:tc>
+          <w:tcPr>
+            <w:tcW w:type="dxa" w:w="2948"/>
+            <w:tcMar>
+              <w:top w:w="90" w:type="dxa"/>
+              <w:start w:w="90" w:type="dxa"/>
+              <w:bottom w:w="90" w:type="dxa"/>
+              <w:end w:w="90" w:type="dxa"/>
+            </w:tcMar>
+            <w:vAlign w:val="top"/>
+          </w:tcPr>
+          <w:p>
+            <w:pPr>
+              <w:spacing w:after="0"/>
+            </w:pPr>
+            <w:r>
+              <w:rPr>
+                <w:sz w:val="16"/>
+              </w:rPr>
+              <w:t>Vollständige PLZ-Zuordnung, Key-Account-Abrufe, Stornogründe</w:t>
+            </w:r>
+          </w:p>
+        </w:tc>
+      </w:tr>
+      <w:tr>
+        <w:tc>
+          <w:tcPr>
+            <w:tcW w:type="dxa" w:w="567"/>
+            <w:tcMar>
+              <w:top w:w="90" w:type="dxa"/>
+              <w:start w:w="90" w:type="dxa"/>
+              <w:bottom w:w="90" w:type="dxa"/>
+              <w:end w:w="90" w:type="dxa"/>
+            </w:tcMar>
+            <w:vAlign w:val="top"/>
+            <w:shd w:fill="F5F7F8"/>
+          </w:tcPr>
+          <w:p>
+            <w:pPr>
+              <w:spacing w:after="0"/>
+            </w:pPr>
+            <w:r>
+              <w:rPr>
+                <w:sz w:val="16"/>
+              </w:rPr>
+              <w:t>2</w:t>
+            </w:r>
+          </w:p>
+        </w:tc>
+        <w:tc>
+          <w:tcPr>
+            <w:tcW w:type="dxa" w:w="2665"/>
+            <w:tcMar>
+              <w:top w:w="90" w:type="dxa"/>
+              <w:start w:w="90" w:type="dxa"/>
+              <w:bottom w:w="90" w:type="dxa"/>
+              <w:end w:w="90" w:type="dxa"/>
+            </w:tcMar>
+            <w:vAlign w:val="top"/>
+            <w:shd w:fill="F5F7F8"/>
+          </w:tcPr>
+          <w:p>
+            <w:pPr>
+              <w:spacing w:after="0"/>
+            </w:pPr>
+            <w:r>
+              <w:rPr>
+                <w:sz w:val="16"/>
+              </w:rPr>
+              <w:t>Freigabe eines bereinigten CRM-Exports</w:t>
+            </w:r>
+          </w:p>
+        </w:tc>
+        <w:tc>
+          <w:tcPr>
+            <w:tcW w:type="dxa" w:w="3288"/>
+            <w:tcMar>
+              <w:top w:w="90" w:type="dxa"/>
+              <w:start w:w="90" w:type="dxa"/>
+              <w:bottom w:w="90" w:type="dxa"/>
+              <w:end w:w="90" w:type="dxa"/>
+            </w:tcMar>
+            <w:vAlign w:val="top"/>
+            <w:shd w:fill="F5F7F8"/>
+          </w:tcPr>
+          <w:p>
+            <w:pPr>
+              <w:spacing w:after="0"/>
+            </w:pPr>
+            <w:r>
+              <w:rPr>
+                <w:sz w:val="16"/>
+              </w:rPr>
+              <w:t>IT-Mail vom 26. Mai</w:t>
+            </w:r>
+          </w:p>
+        </w:tc>
+        <w:tc>
+          <w:tcPr>
+            <w:tcW w:type="dxa" w:w="2948"/>
+            <w:tcMar>
+              <w:top w:w="90" w:type="dxa"/>
+              <w:start w:w="90" w:type="dxa"/>
+              <w:bottom w:w="90" w:type="dxa"/>
+              <w:end w:w="90" w:type="dxa"/>
+            </w:tcMar>
+            <w:vAlign w:val="top"/>
+            <w:shd w:fill="F5F7F8"/>
+          </w:tcPr>
+          <w:p>
+            <w:pPr>
+              <w:spacing w:after="0"/>
+            </w:pPr>
+            <w:r>
+              <w:rPr>
+                <w:sz w:val="16"/>
+              </w:rPr>
+              <w:t>Liste privater Notizen, Lösch- und Schwärzkonzept, Exportprotokoll</w:t>
+            </w:r>
+          </w:p>
+        </w:tc>
+      </w:tr>
+      <w:tr>
+        <w:tc>
+          <w:tcPr>
+            <w:tcW w:type="dxa" w:w="567"/>
+            <w:tcMar>
+              <w:top w:w="90" w:type="dxa"/>
+              <w:start w:w="90" w:type="dxa"/>
+              <w:bottom w:w="90" w:type="dxa"/>
+              <w:end w:w="90" w:type="dxa"/>
+            </w:tcMar>
+            <w:vAlign w:val="top"/>
+          </w:tcPr>
+          <w:p>
+            <w:pPr>
+              <w:spacing w:after="0"/>
+            </w:pPr>
+            <w:r>
+              <w:rPr>
+                <w:sz w:val="16"/>
+              </w:rPr>
+              <w:t>3</w:t>
+            </w:r>
+          </w:p>
+        </w:tc>
+        <w:tc>
+          <w:tcPr>
+            <w:tcW w:type="dxa" w:w="2665"/>
+            <w:tcMar>
+              <w:top w:w="90" w:type="dxa"/>
+              <w:start w:w="90" w:type="dxa"/>
+              <w:bottom w:w="90" w:type="dxa"/>
+              <w:end w:w="90" w:type="dxa"/>
+            </w:tcMar>
+            <w:vAlign w:val="top"/>
+          </w:tcPr>
+          <w:p>
+            <w:pPr>
+              <w:spacing w:after="0"/>
+            </w:pPr>
+            <w:r>
+              <w:rPr>
+                <w:sz w:val="16"/>
+              </w:rPr>
+              <w:t>Umgang mit der Wettbewerbsabrede bis Vertragsende</w:t>
+            </w:r>
+          </w:p>
+        </w:tc>
+        <w:tc>
+          <w:tcPr>
+            <w:tcW w:type="dxa" w:w="3288"/>
+            <w:tcMar>
+              <w:top w:w="90" w:type="dxa"/>
+              <w:start w:w="90" w:type="dxa"/>
+              <w:bottom w:w="90" w:type="dxa"/>
+              <w:end w:w="90" w:type="dxa"/>
+            </w:tcMar>
+            <w:vAlign w:val="top"/>
+          </w:tcPr>
+          <w:p>
+            <w:pPr>
+              <w:spacing w:after="0"/>
+            </w:pPr>
+            <w:r>
+              <w:rPr>
+                <w:sz w:val="16"/>
+              </w:rPr>
+              <w:t>Vertragsauszug</w:t>
+            </w:r>
+          </w:p>
+        </w:tc>
+        <w:tc>
+          <w:tcPr>
+            <w:tcW w:type="dxa" w:w="2948"/>
+            <w:tcMar>
+              <w:top w:w="90" w:type="dxa"/>
+              <w:start w:w="90" w:type="dxa"/>
+              <w:bottom w:w="90" w:type="dxa"/>
+              <w:end w:w="90" w:type="dxa"/>
+            </w:tcMar>
+            <w:vAlign w:val="top"/>
+          </w:tcPr>
+          <w:p>
+            <w:pPr>
+              <w:spacing w:after="0"/>
+            </w:pPr>
+            <w:r>
+              <w:rPr>
+                <w:sz w:val="16"/>
+              </w:rPr>
+              <w:t>Vollständige Klausel, Nachträge, frühere Kommunikation</w:t>
+            </w:r>
+          </w:p>
+        </w:tc>
+      </w:tr>
+      <w:tr>
+        <w:tc>
+          <w:tcPr>
+            <w:tcW w:type="dxa" w:w="567"/>
+            <w:tcMar>
+              <w:top w:w="90" w:type="dxa"/>
+              <w:start w:w="90" w:type="dxa"/>
+              <w:bottom w:w="90" w:type="dxa"/>
+              <w:end w:w="90" w:type="dxa"/>
+            </w:tcMar>
+            <w:vAlign w:val="top"/>
+            <w:shd w:fill="F5F7F8"/>
+          </w:tcPr>
+          <w:p>
+            <w:pPr>
+              <w:spacing w:after="0"/>
+            </w:pPr>
+            <w:r>
+              <w:rPr>
+                <w:sz w:val="16"/>
+              </w:rPr>
+              <w:t>4</w:t>
+            </w:r>
+          </w:p>
+        </w:tc>
+        <w:tc>
+          <w:tcPr>
+            <w:tcW w:type="dxa" w:w="2665"/>
+            <w:tcMar>
+              <w:top w:w="90" w:type="dxa"/>
+              <w:start w:w="90" w:type="dxa"/>
+              <w:bottom w:w="90" w:type="dxa"/>
+              <w:end w:w="90" w:type="dxa"/>
+            </w:tcMar>
+            <w:vAlign w:val="top"/>
+            <w:shd w:fill="F5F7F8"/>
+          </w:tcPr>
+          <w:p>
+            <w:pPr>
+              <w:spacing w:after="0"/>
+            </w:pPr>
+            <w:r>
+              <w:rPr>
+                <w:sz w:val="16"/>
+              </w:rPr>
+              <w:t>Verhandlungsvollmacht für ein Sondierungsgespräch</w:t>
+            </w:r>
+          </w:p>
+        </w:tc>
+        <w:tc>
+          <w:tcPr>
+            <w:tcW w:type="dxa" w:w="3288"/>
+            <w:tcMar>
+              <w:top w:w="90" w:type="dxa"/>
+              <w:start w:w="90" w:type="dxa"/>
+              <w:bottom w:w="90" w:type="dxa"/>
+              <w:end w:w="90" w:type="dxa"/>
+            </w:tcMar>
+            <w:vAlign w:val="top"/>
+            <w:shd w:fill="F5F7F8"/>
+          </w:tcPr>
+          <w:p>
+            <w:pPr>
+              <w:spacing w:after="0"/>
+            </w:pPr>
+            <w:r>
+              <w:rPr>
+                <w:sz w:val="16"/>
+              </w:rPr>
+              <w:t>Controlling-Spanne 78000 bis 214000 EUR</w:t>
+            </w:r>
+          </w:p>
+        </w:tc>
+        <w:tc>
+          <w:tcPr>
+            <w:tcW w:type="dxa" w:w="2948"/>
+            <w:tcMar>
+              <w:top w:w="90" w:type="dxa"/>
+              <w:start w:w="90" w:type="dxa"/>
+              <w:bottom w:w="90" w:type="dxa"/>
+              <w:end w:w="90" w:type="dxa"/>
+            </w:tcMar>
+            <w:vAlign w:val="top"/>
+            <w:shd w:fill="F5F7F8"/>
+          </w:tcPr>
+          <w:p>
+            <w:pPr>
+              <w:spacing w:after="0"/>
+            </w:pPr>
+            <w:r>
+              <w:rPr>
+                <w:sz w:val="16"/>
+              </w:rPr>
+              <w:t>Rechenblatt mit Kundenkohorten und Fortführungsannahmen</w:t>
+            </w:r>
+          </w:p>
+        </w:tc>
+      </w:tr>
+      <w:tr>
+        <w:tc>
+          <w:tcPr>
+            <w:tcW w:type="dxa" w:w="567"/>
+            <w:tcMar>
+              <w:top w:w="90" w:type="dxa"/>
+              <w:start w:w="90" w:type="dxa"/>
+              <w:bottom w:w="90" w:type="dxa"/>
+              <w:end w:w="90" w:type="dxa"/>
+            </w:tcMar>
+            <w:vAlign w:val="top"/>
+          </w:tcPr>
+          <w:p>
+            <w:pPr>
+              <w:spacing w:after="0"/>
+            </w:pPr>
+            <w:r>
+              <w:rPr>
+                <w:sz w:val="16"/>
+              </w:rPr>
+              <w:t>5</w:t>
+            </w:r>
+          </w:p>
+        </w:tc>
+        <w:tc>
+          <w:tcPr>
+            <w:tcW w:type="dxa" w:w="2665"/>
+            <w:tcMar>
+              <w:top w:w="90" w:type="dxa"/>
+              <w:start w:w="90" w:type="dxa"/>
+              <w:bottom w:w="90" w:type="dxa"/>
+              <w:end w:w="90" w:type="dxa"/>
+            </w:tcMar>
+            <w:vAlign w:val="top"/>
+          </w:tcPr>
+          <w:p>
+            <w:pPr>
+              <w:spacing w:after="0"/>
+            </w:pPr>
+            <w:r>
+              <w:rPr>
+                <w:sz w:val="16"/>
+              </w:rPr>
+              <w:t>Kommunikation an Kliniken und Praxen</w:t>
+            </w:r>
+          </w:p>
+        </w:tc>
+        <w:tc>
+          <w:tcPr>
+            <w:tcW w:type="dxa" w:w="3288"/>
+            <w:tcMar>
+              <w:top w:w="90" w:type="dxa"/>
+              <w:start w:w="90" w:type="dxa"/>
+              <w:bottom w:w="90" w:type="dxa"/>
+              <w:end w:w="90" w:type="dxa"/>
+            </w:tcMar>
+            <w:vAlign w:val="top"/>
+          </w:tcPr>
+          <w:p>
+            <w:pPr>
+              <w:spacing w:after="0"/>
+            </w:pPr>
+            <w:r>
+              <w:rPr>
+                <w:sz w:val="16"/>
+              </w:rPr>
+              <w:t>Entwurf Vertrieb</w:t>
+            </w:r>
+          </w:p>
+        </w:tc>
+        <w:tc>
+          <w:tcPr>
+            <w:tcW w:type="dxa" w:w="2948"/>
+            <w:tcMar>
+              <w:top w:w="90" w:type="dxa"/>
+              <w:start w:w="90" w:type="dxa"/>
+              <w:bottom w:w="90" w:type="dxa"/>
+              <w:end w:w="90" w:type="dxa"/>
+            </w:tcMar>
+            <w:vAlign w:val="top"/>
+          </w:tcPr>
+          <w:p>
+            <w:pPr>
+              <w:spacing w:after="0"/>
+            </w:pPr>
+            <w:r>
+              <w:rPr>
+                <w:sz w:val="16"/>
+              </w:rPr>
+              <w:t>Abgestimmte Zuständigkeit bis 31. Dezember 2026</w:t>
+            </w:r>
+          </w:p>
+        </w:tc>
+      </w:tr>
+    </w:tbl>
+    <w:p>
+      <w:pPr>
+        <w:spacing w:after="20"/>
+      </w:pPr>
+    </w:p>
+    <w:p>
+      <w:pPr>
+        <w:pStyle w:val="Heading1"/>
+      </w:pPr>
+      <w:r>
+        <w:t>2. Zahlenstand</w:t>
       </w:r>
     </w:p>
     <w:p>
       <w:pPr>
-        <w:pStyle w:val="ListBullet"/>
+        <w:widowControl/>
       </w:pPr>
       <w:r>
-        <w:t>Quellen live prüfen</w:t>
+        <w:t>Controlling weist für 2025 abgerechnete Provisionen von 186740 EUR aus. Die Vertriebsdatei der Altfeld Vertrieb GmbH nennt 204380 EUR. Die Differenz ist noch nicht auf einzelne Geschäfte zurückgeführt. Für 2026 liegen bis Ende April drei strittige Vorgänge mit einem Nettoauftragswert von insgesamt 302000 EUR vor.</w:t>
       </w:r>
     </w:p>
     <w:p>
       <w:pPr>
-        <w:pStyle w:val="ListBullet"/>
+        <w:widowControl/>
       </w:pPr>
       <w:r>
-        <w:t>Offene Tatsachen ausdrücklich offen lassen</w:t>
+        <w:t>Die Stornoreserve wird im System pauschal mit zwanzig Prozent der als auszahlbar markierten Provision gebildet. Für die Akte fehlt bislang eine Liste, aus der Ausführung, Nichtausführung, Rückgabe, Kundengrund und spätere Freigabe je Geschäft hervorgehen.</w:t>
+      </w:r>
+    </w:p>
+    <w:p>
+      <w:pPr>
+        <w:pStyle w:val="Heading1"/>
+      </w:pPr>
+      <w:r>
+        <w:t>3. Unterlagen für die Sitzung</w:t>
+      </w:r>
+    </w:p>
+    <w:tbl>
+      <w:tblPr>
+        <w:tblStyle w:val="TableGrid"/>
+        <w:tblW w:type="auto" w:w="0"/>
+        <w:tblLayout w:type="fixed"/>
+        <w:tblLook w:firstColumn="1" w:firstRow="1" w:lastColumn="0" w:lastRow="0" w:noHBand="0" w:noVBand="1" w:val="04A0"/>
+      </w:tblPr>
+      <w:tblGrid>
+        <w:gridCol w:w="3175"/>
+        <w:gridCol w:w="1814"/>
+        <w:gridCol w:w="1984"/>
+        <w:gridCol w:w="2551"/>
+      </w:tblGrid>
+      <w:tr>
+        <w:tc>
+          <w:tcPr>
+            <w:tcW w:type="dxa" w:w="2395"/>
+            <w:shd w:fill="17324D"/>
+            <w:tcMar>
+              <w:top w:w="90" w:type="dxa"/>
+              <w:start w:w="90" w:type="dxa"/>
+              <w:bottom w:w="90" w:type="dxa"/>
+              <w:end w:w="90" w:type="dxa"/>
+            </w:tcMar>
+          </w:tcPr>
+          <w:p>
+            <w:r>
+              <w:rPr>
+                <w:b/>
+                <w:color w:val="FFFFFF"/>
+                <w:sz w:val="17"/>
+              </w:rPr>
+              <w:t>Dokument</w:t>
+            </w:r>
+          </w:p>
+        </w:tc>
+        <w:tc>
+          <w:tcPr>
+            <w:tcW w:type="dxa" w:w="2395"/>
+            <w:shd w:fill="17324D"/>
+            <w:tcMar>
+              <w:top w:w="90" w:type="dxa"/>
+              <w:start w:w="90" w:type="dxa"/>
+              <w:bottom w:w="90" w:type="dxa"/>
+              <w:end w:w="90" w:type="dxa"/>
+            </w:tcMar>
+          </w:tcPr>
+          <w:p>
+            <w:r>
+              <w:rPr>
+                <w:b/>
+                <w:color w:val="FFFFFF"/>
+                <w:sz w:val="17"/>
+              </w:rPr>
+              <w:t>Stand</w:t>
+            </w:r>
+          </w:p>
+        </w:tc>
+        <w:tc>
+          <w:tcPr>
+            <w:tcW w:type="dxa" w:w="2395"/>
+            <w:shd w:fill="17324D"/>
+            <w:tcMar>
+              <w:top w:w="90" w:type="dxa"/>
+              <w:start w:w="90" w:type="dxa"/>
+              <w:bottom w:w="90" w:type="dxa"/>
+              <w:end w:w="90" w:type="dxa"/>
+            </w:tcMar>
+          </w:tcPr>
+          <w:p>
+            <w:r>
+              <w:rPr>
+                <w:b/>
+                <w:color w:val="FFFFFF"/>
+                <w:sz w:val="17"/>
+              </w:rPr>
+              <w:t>Verantwortlich</w:t>
+            </w:r>
+          </w:p>
+        </w:tc>
+        <w:tc>
+          <w:tcPr>
+            <w:tcW w:type="dxa" w:w="2395"/>
+            <w:shd w:fill="17324D"/>
+            <w:tcMar>
+              <w:top w:w="90" w:type="dxa"/>
+              <w:start w:w="90" w:type="dxa"/>
+              <w:bottom w:w="90" w:type="dxa"/>
+              <w:end w:w="90" w:type="dxa"/>
+            </w:tcMar>
+          </w:tcPr>
+          <w:p>
+            <w:r>
+              <w:rPr>
+                <w:b/>
+                <w:color w:val="FFFFFF"/>
+                <w:sz w:val="17"/>
+              </w:rPr>
+              <w:t>Bemerkung</w:t>
+            </w:r>
+          </w:p>
+        </w:tc>
+      </w:tr>
+      <w:tr>
+        <w:tc>
+          <w:tcPr>
+            <w:tcW w:type="dxa" w:w="3175"/>
+            <w:tcMar>
+              <w:top w:w="90" w:type="dxa"/>
+              <w:start w:w="90" w:type="dxa"/>
+              <w:bottom w:w="90" w:type="dxa"/>
+              <w:end w:w="90" w:type="dxa"/>
+            </w:tcMar>
+            <w:vAlign w:val="top"/>
+          </w:tcPr>
+          <w:p>
+            <w:pPr>
+              <w:spacing w:after="0"/>
+            </w:pPr>
+            <w:r>
+              <w:rPr>
+                <w:sz w:val="16"/>
+              </w:rPr>
+              <w:t>Handelsvertretervertrag einschließlich Anlagen</w:t>
+            </w:r>
+          </w:p>
+        </w:tc>
+        <w:tc>
+          <w:tcPr>
+            <w:tcW w:type="dxa" w:w="1814"/>
+            <w:tcMar>
+              <w:top w:w="90" w:type="dxa"/>
+              <w:start w:w="90" w:type="dxa"/>
+              <w:bottom w:w="90" w:type="dxa"/>
+              <w:end w:w="90" w:type="dxa"/>
+            </w:tcMar>
+            <w:vAlign w:val="top"/>
+          </w:tcPr>
+          <w:p>
+            <w:pPr>
+              <w:spacing w:after="0"/>
+            </w:pPr>
+            <w:r>
+              <w:rPr>
+                <w:sz w:val="16"/>
+              </w:rPr>
+              <w:t>Original im Archiv gesucht</w:t>
+            </w:r>
+          </w:p>
+        </w:tc>
+        <w:tc>
+          <w:tcPr>
+            <w:tcW w:type="dxa" w:w="1984"/>
+            <w:tcMar>
+              <w:top w:w="90" w:type="dxa"/>
+              <w:start w:w="90" w:type="dxa"/>
+              <w:bottom w:w="90" w:type="dxa"/>
+              <w:end w:w="90" w:type="dxa"/>
+            </w:tcMar>
+            <w:vAlign w:val="top"/>
+          </w:tcPr>
+          <w:p>
+            <w:pPr>
+              <w:spacing w:after="0"/>
+            </w:pPr>
+            <w:r>
+              <w:rPr>
+                <w:sz w:val="16"/>
+              </w:rPr>
+              <w:t>Legal / Archiv</w:t>
+            </w:r>
+          </w:p>
+        </w:tc>
+        <w:tc>
+          <w:tcPr>
+            <w:tcW w:type="dxa" w:w="2551"/>
+            <w:tcMar>
+              <w:top w:w="90" w:type="dxa"/>
+              <w:start w:w="90" w:type="dxa"/>
+              <w:bottom w:w="90" w:type="dxa"/>
+              <w:end w:w="90" w:type="dxa"/>
+            </w:tcMar>
+            <w:vAlign w:val="top"/>
+          </w:tcPr>
+          <w:p>
+            <w:pPr>
+              <w:spacing w:after="0"/>
+            </w:pPr>
+            <w:r>
+              <w:rPr>
+                <w:sz w:val="16"/>
+              </w:rPr>
+              <w:t>Scan soll bis 9. Juni vorliegen</w:t>
+            </w:r>
+          </w:p>
+        </w:tc>
+      </w:tr>
+      <w:tr>
+        <w:tc>
+          <w:tcPr>
+            <w:tcW w:type="dxa" w:w="3175"/>
+            <w:tcMar>
+              <w:top w:w="90" w:type="dxa"/>
+              <w:start w:w="90" w:type="dxa"/>
+              <w:bottom w:w="90" w:type="dxa"/>
+              <w:end w:w="90" w:type="dxa"/>
+            </w:tcMar>
+            <w:vAlign w:val="top"/>
+            <w:shd w:fill="F5F7F8"/>
+          </w:tcPr>
+          <w:p>
+            <w:pPr>
+              <w:spacing w:after="0"/>
+            </w:pPr>
+            <w:r>
+              <w:rPr>
+                <w:sz w:val="16"/>
+              </w:rPr>
+              <w:t>Buchauszug 2023 bis 2026</w:t>
+            </w:r>
+          </w:p>
+        </w:tc>
+        <w:tc>
+          <w:tcPr>
+            <w:tcW w:type="dxa" w:w="1814"/>
+            <w:tcMar>
+              <w:top w:w="90" w:type="dxa"/>
+              <w:start w:w="90" w:type="dxa"/>
+              <w:bottom w:w="90" w:type="dxa"/>
+              <w:end w:w="90" w:type="dxa"/>
+            </w:tcMar>
+            <w:vAlign w:val="top"/>
+            <w:shd w:fill="F5F7F8"/>
+          </w:tcPr>
+          <w:p>
+            <w:pPr>
+              <w:spacing w:after="0"/>
+            </w:pPr>
+            <w:r>
+              <w:rPr>
+                <w:sz w:val="16"/>
+              </w:rPr>
+              <w:t>Datenabzug begonnen</w:t>
+            </w:r>
+          </w:p>
+        </w:tc>
+        <w:tc>
+          <w:tcPr>
+            <w:tcW w:type="dxa" w:w="1984"/>
+            <w:tcMar>
+              <w:top w:w="90" w:type="dxa"/>
+              <w:start w:w="90" w:type="dxa"/>
+              <w:bottom w:w="90" w:type="dxa"/>
+              <w:end w:w="90" w:type="dxa"/>
+            </w:tcMar>
+            <w:vAlign w:val="top"/>
+            <w:shd w:fill="F5F7F8"/>
+          </w:tcPr>
+          <w:p>
+            <w:pPr>
+              <w:spacing w:after="0"/>
+            </w:pPr>
+            <w:r>
+              <w:rPr>
+                <w:sz w:val="16"/>
+              </w:rPr>
+              <w:t>Controlling</w:t>
+            </w:r>
+          </w:p>
+        </w:tc>
+        <w:tc>
+          <w:tcPr>
+            <w:tcW w:type="dxa" w:w="2551"/>
+            <w:tcMar>
+              <w:top w:w="90" w:type="dxa"/>
+              <w:start w:w="90" w:type="dxa"/>
+              <w:bottom w:w="90" w:type="dxa"/>
+              <w:end w:w="90" w:type="dxa"/>
+            </w:tcMar>
+            <w:vAlign w:val="top"/>
+            <w:shd w:fill="F5F7F8"/>
+          </w:tcPr>
+          <w:p>
+            <w:pPr>
+              <w:spacing w:after="0"/>
+            </w:pPr>
+            <w:r>
+              <w:rPr>
+                <w:sz w:val="16"/>
+              </w:rPr>
+              <w:t>Online- und Key-Account-Felder nicht vereinheitlicht</w:t>
+            </w:r>
+          </w:p>
+        </w:tc>
+      </w:tr>
+      <w:tr>
+        <w:tc>
+          <w:tcPr>
+            <w:tcW w:type="dxa" w:w="3175"/>
+            <w:tcMar>
+              <w:top w:w="90" w:type="dxa"/>
+              <w:start w:w="90" w:type="dxa"/>
+              <w:bottom w:w="90" w:type="dxa"/>
+              <w:end w:w="90" w:type="dxa"/>
+            </w:tcMar>
+            <w:vAlign w:val="top"/>
+          </w:tcPr>
+          <w:p>
+            <w:pPr>
+              <w:spacing w:after="0"/>
+            </w:pPr>
+            <w:r>
+              <w:rPr>
+                <w:sz w:val="16"/>
+              </w:rPr>
+              <w:t>CRM-Export</w:t>
+            </w:r>
+          </w:p>
+        </w:tc>
+        <w:tc>
+          <w:tcPr>
+            <w:tcW w:type="dxa" w:w="1814"/>
+            <w:tcMar>
+              <w:top w:w="90" w:type="dxa"/>
+              <w:start w:w="90" w:type="dxa"/>
+              <w:bottom w:w="90" w:type="dxa"/>
+              <w:end w:w="90" w:type="dxa"/>
+            </w:tcMar>
+            <w:vAlign w:val="top"/>
+          </w:tcPr>
+          <w:p>
+            <w:pPr>
+              <w:spacing w:after="0"/>
+            </w:pPr>
+            <w:r>
+              <w:rPr>
+                <w:sz w:val="16"/>
+              </w:rPr>
+              <w:t>Technisch möglich</w:t>
+            </w:r>
+          </w:p>
+        </w:tc>
+        <w:tc>
+          <w:tcPr>
+            <w:tcW w:type="dxa" w:w="1984"/>
+            <w:tcMar>
+              <w:top w:w="90" w:type="dxa"/>
+              <w:start w:w="90" w:type="dxa"/>
+              <w:bottom w:w="90" w:type="dxa"/>
+              <w:end w:w="90" w:type="dxa"/>
+            </w:tcMar>
+            <w:vAlign w:val="top"/>
+          </w:tcPr>
+          <w:p>
+            <w:pPr>
+              <w:spacing w:after="0"/>
+            </w:pPr>
+            <w:r>
+              <w:rPr>
+                <w:sz w:val="16"/>
+              </w:rPr>
+              <w:t>IT</w:t>
+            </w:r>
+          </w:p>
+        </w:tc>
+        <w:tc>
+          <w:tcPr>
+            <w:tcW w:type="dxa" w:w="2551"/>
+            <w:tcMar>
+              <w:top w:w="90" w:type="dxa"/>
+              <w:start w:w="90" w:type="dxa"/>
+              <w:bottom w:w="90" w:type="dxa"/>
+              <w:end w:w="90" w:type="dxa"/>
+            </w:tcMar>
+            <w:vAlign w:val="top"/>
+          </w:tcPr>
+          <w:p>
+            <w:pPr>
+              <w:spacing w:after="0"/>
+            </w:pPr>
+            <w:r>
+              <w:rPr>
+                <w:sz w:val="16"/>
+              </w:rPr>
+              <w:t>Personenbezogene Freitexte enthalten</w:t>
+            </w:r>
+          </w:p>
+        </w:tc>
+      </w:tr>
+      <w:tr>
+        <w:tc>
+          <w:tcPr>
+            <w:tcW w:type="dxa" w:w="3175"/>
+            <w:tcMar>
+              <w:top w:w="90" w:type="dxa"/>
+              <w:start w:w="90" w:type="dxa"/>
+              <w:bottom w:w="90" w:type="dxa"/>
+              <w:end w:w="90" w:type="dxa"/>
+            </w:tcMar>
+            <w:vAlign w:val="top"/>
+            <w:shd w:fill="F5F7F8"/>
+          </w:tcPr>
+          <w:p>
+            <w:pPr>
+              <w:spacing w:after="0"/>
+            </w:pPr>
+            <w:r>
+              <w:rPr>
+                <w:sz w:val="16"/>
+              </w:rPr>
+              <w:t>Kundenhistorie</w:t>
+            </w:r>
+          </w:p>
+        </w:tc>
+        <w:tc>
+          <w:tcPr>
+            <w:tcW w:type="dxa" w:w="1814"/>
+            <w:tcMar>
+              <w:top w:w="90" w:type="dxa"/>
+              <w:start w:w="90" w:type="dxa"/>
+              <w:bottom w:w="90" w:type="dxa"/>
+              <w:end w:w="90" w:type="dxa"/>
+            </w:tcMar>
+            <w:vAlign w:val="top"/>
+            <w:shd w:fill="F5F7F8"/>
+          </w:tcPr>
+          <w:p>
+            <w:pPr>
+              <w:spacing w:after="0"/>
+            </w:pPr>
+            <w:r>
+              <w:rPr>
+                <w:sz w:val="16"/>
+              </w:rPr>
+              <w:t>Drei Kunden exemplarisch</w:t>
+            </w:r>
+          </w:p>
+        </w:tc>
+        <w:tc>
+          <w:tcPr>
+            <w:tcW w:type="dxa" w:w="1984"/>
+            <w:tcMar>
+              <w:top w:w="90" w:type="dxa"/>
+              <w:start w:w="90" w:type="dxa"/>
+              <w:bottom w:w="90" w:type="dxa"/>
+              <w:end w:w="90" w:type="dxa"/>
+            </w:tcMar>
+            <w:vAlign w:val="top"/>
+            <w:shd w:fill="F5F7F8"/>
+          </w:tcPr>
+          <w:p>
+            <w:pPr>
+              <w:spacing w:after="0"/>
+            </w:pPr>
+            <w:r>
+              <w:rPr>
+                <w:sz w:val="16"/>
+              </w:rPr>
+              <w:t>Vertrieb</w:t>
+            </w:r>
+          </w:p>
+        </w:tc>
+        <w:tc>
+          <w:tcPr>
+            <w:tcW w:type="dxa" w:w="2551"/>
+            <w:tcMar>
+              <w:top w:w="90" w:type="dxa"/>
+              <w:start w:w="90" w:type="dxa"/>
+              <w:bottom w:w="90" w:type="dxa"/>
+              <w:end w:w="90" w:type="dxa"/>
+            </w:tcMar>
+            <w:vAlign w:val="top"/>
+            <w:shd w:fill="F5F7F8"/>
+          </w:tcPr>
+          <w:p>
+            <w:pPr>
+              <w:spacing w:after="0"/>
+            </w:pPr>
+            <w:r>
+              <w:rPr>
+                <w:sz w:val="16"/>
+              </w:rPr>
+              <w:t>Erstkontakt und Folgeumsatz nicht durchgängig belegt</w:t>
+            </w:r>
+          </w:p>
+        </w:tc>
+      </w:tr>
+      <w:tr>
+        <w:tc>
+          <w:tcPr>
+            <w:tcW w:type="dxa" w:w="3175"/>
+            <w:tcMar>
+              <w:top w:w="90" w:type="dxa"/>
+              <w:start w:w="90" w:type="dxa"/>
+              <w:bottom w:w="90" w:type="dxa"/>
+              <w:end w:w="90" w:type="dxa"/>
+            </w:tcMar>
+            <w:vAlign w:val="top"/>
+          </w:tcPr>
+          <w:p>
+            <w:pPr>
+              <w:spacing w:after="0"/>
+            </w:pPr>
+            <w:r>
+              <w:rPr>
+                <w:sz w:val="16"/>
+              </w:rPr>
+              <w:t>Kommunikationsentwurf</w:t>
+            </w:r>
+          </w:p>
+        </w:tc>
+        <w:tc>
+          <w:tcPr>
+            <w:tcW w:type="dxa" w:w="1814"/>
+            <w:tcMar>
+              <w:top w:w="90" w:type="dxa"/>
+              <w:start w:w="90" w:type="dxa"/>
+              <w:bottom w:w="90" w:type="dxa"/>
+              <w:end w:w="90" w:type="dxa"/>
+            </w:tcMar>
+            <w:vAlign w:val="top"/>
+          </w:tcPr>
+          <w:p>
+            <w:pPr>
+              <w:spacing w:after="0"/>
+            </w:pPr>
+            <w:r>
+              <w:rPr>
+                <w:sz w:val="16"/>
+              </w:rPr>
+              <w:t>Version 0.3</w:t>
+            </w:r>
+          </w:p>
+        </w:tc>
+        <w:tc>
+          <w:tcPr>
+            <w:tcW w:type="dxa" w:w="1984"/>
+            <w:tcMar>
+              <w:top w:w="90" w:type="dxa"/>
+              <w:start w:w="90" w:type="dxa"/>
+              <w:bottom w:w="90" w:type="dxa"/>
+              <w:end w:w="90" w:type="dxa"/>
+            </w:tcMar>
+            <w:vAlign w:val="top"/>
+          </w:tcPr>
+          <w:p>
+            <w:pPr>
+              <w:spacing w:after="0"/>
+            </w:pPr>
+            <w:r>
+              <w:rPr>
+                <w:sz w:val="16"/>
+              </w:rPr>
+              <w:t>Vertrieb / Legal</w:t>
+            </w:r>
+          </w:p>
+        </w:tc>
+        <w:tc>
+          <w:tcPr>
+            <w:tcW w:type="dxa" w:w="2551"/>
+            <w:tcMar>
+              <w:top w:w="90" w:type="dxa"/>
+              <w:start w:w="90" w:type="dxa"/>
+              <w:bottom w:w="90" w:type="dxa"/>
+              <w:end w:w="90" w:type="dxa"/>
+            </w:tcMar>
+            <w:vAlign w:val="top"/>
+          </w:tcPr>
+          <w:p>
+            <w:pPr>
+              <w:spacing w:after="0"/>
+            </w:pPr>
+            <w:r>
+              <w:rPr>
+                <w:sz w:val="16"/>
+              </w:rPr>
+              <w:t>Keine Versendung vor Beschluss</w:t>
+            </w:r>
+          </w:p>
+        </w:tc>
+      </w:tr>
+    </w:tbl>
+    <w:p>
+      <w:pPr>
+        <w:spacing w:after="20"/>
+      </w:pPr>
+    </w:p>
+    <w:p>
+      <w:pPr>
+        <w:pStyle w:val="Heading1"/>
+      </w:pPr>
+      <w:r>
+        <w:t>4. Protokollvorgabe</w:t>
+      </w:r>
+    </w:p>
+    <w:p>
+      <w:pPr>
+        <w:widowControl/>
+      </w:pPr>
+      <w:r>
+        <w:t>Der Beschluss soll je Punkt Verantwortlichen, Liefertermin, Datenquelle und Freigabestufe nennen. Beträge in der Sitzung sind nur mit Herkunft und Rechenstand zu protokollieren. Eine rechtliche Bewertung wird in dieser Tatsachen- und Entscheidungsvorlage nicht vorweggenommen.</w:t>
+      </w:r>
+    </w:p>
+    <w:p>
+      <w:pPr>
+        <w:keepLines/>
+        <w:spacing w:before="120"/>
+      </w:pPr>
+      <w:r>
+        <w:rPr>
+          <w:b/>
+        </w:rPr>
+        <w:t>Lea Huth · Leitung Legal Operations</w:t>
       </w:r>
     </w:p>
     <w:sectPr>
-      <w:pgSz w:w="12240" w:h="15840"/>
-      <w:pgMar w:top="1440" w:right="1800" w:bottom="1440" w:left="1800" w:header="720" w:footer="720" w:gutter="0"/>
+      <w:footerReference w:type="default" r:id="rId9"/>
+      <w:pgSz w:w="11906" w:h="16838"/>
+      <w:pgMar w:top="1247" w:right="1134" w:bottom="1020" w:left="1191" w:header="397" w:footer="397" w:gutter="0"/>
       <w:cols w:space="720"/>
       <w:docGrid w:linePitch="360"/>
     </w:sectPr>
   </w:body>
 </w:document>
+</file>
+
+<file path=word/footer1.xml><?xml version="1.0" encoding="utf-8"?>
+<w:ftr xmlns:m="http://schemas.openxmlformats.org/officeDocument/2006/math" xmlns:mc="http://schemas.openxmlformats.org/markup-compatibility/2006" xmlns:mo="http://schemas.microsoft.com/office/mac/office/2008/main" xmlns:mv="urn:schemas-microsoft-com:mac:vml" xmlns:o="urn:schemas-microsoft-com:office:office" xmlns:r="http://schemas.openxmlformats.org/officeDocument/2006/relationships" xmlns:v="urn:schemas-microsoft-com:vml" xmlns:w10="urn:schemas-microsoft-com:office:word" xmlns:w14="http://schemas.microsoft.com/office/word/2010/wordml" xmlns:w="http://schemas.openxmlformats.org/wordprocessingml/2006/main" xmlns:wne="http://schemas.microsoft.com/office/word/2006/wordml" xmlns:wp14="http://schemas.microsoft.com/office/word/2010/wordprocessingDrawing" xmlns:wp="http://schemas.openxmlformats.org/drawingml/2006/wordprocessingDrawing" xmlns:wpc="http://schemas.microsoft.com/office/word/2010/wordprocessingCanvas" xmlns:wpg="http://schemas.microsoft.com/office/word/2010/wordprocessingGroup" xmlns:wpi="http://schemas.microsoft.com/office/word/2010/wordprocessingInk" xmlns:wps="http://schemas.microsoft.com/office/word/2010/wordprocessingShape" mc:Ignorable="w14 wp14">
+  <w:p>
+    <w:pPr>
+      <w:jc w:val="center"/>
+    </w:pPr>
+    <w:r>
+      <w:rPr>
+        <w:color w:val="59636B"/>
+        <w:sz w:val="16"/>
+      </w:rPr>
+      <w:t xml:space="preserve">NORDSTERN MEDTECH GMBH · NSM-LGL-2026-117 · Seite </w:t>
+    </w:r>
+    <w:r>
+      <w:fldChar w:fldCharType="begin"/>
+      <w:instrText xml:space="preserve"> PAGE </w:instrText>
+      <w:fldChar w:fldCharType="separate"/>
+      <w:t>1</w:t>
+      <w:fldChar w:fldCharType="end"/>
+    </w:r>
+  </w:p>
+</w:ftr>
 </file>
 
 <file path=word/numbering.xml><?xml version="1.0" encoding="utf-8"?>
@@ -417,6 +1971,14 @@
     <w:name w:val="Normal"/>
     <w:qFormat/>
     <w:rsid w:val="00FC693F"/>
+    <w:pPr>
+      <w:spacing w:after="100" w:line="269" w:lineRule="auto"/>
+    </w:pPr>
+    <w:rPr>
+      <w:rFonts w:ascii="Arial" w:hAnsi="Arial"/>
+      <w:color w:val="20262B"/>
+      <w:sz w:val="20"/>
+    </w:rPr>
   </w:style>
   <w:style w:type="paragraph" w:styleId="Header">
     <w:name w:val="header"/>
@@ -473,15 +2035,15 @@
     <w:pPr>
       <w:keepNext/>
       <w:keepLines/>
-      <w:spacing w:before="480" w:after="0"/>
+      <w:spacing w:before="200" w:after="100"/>
       <w:outlineLvl w:val="0"/>
     </w:pPr>
     <w:rPr>
-      <w:rFonts w:asciiTheme="majorHAnsi" w:eastAsiaTheme="majorEastAsia" w:hAnsiTheme="majorHAnsi" w:cstheme="majorBidi"/>
+      <w:rFonts w:asciiTheme="majorHAnsi" w:eastAsiaTheme="majorEastAsia" w:hAnsiTheme="majorHAnsi" w:cstheme="majorBidi" w:ascii="Arial" w:hAnsi="Arial"/>
       <w:b/>
       <w:bCs/>
-      <w:color w:val="365F91" w:themeColor="accent1" w:themeShade="BF"/>
-      <w:sz w:val="28"/>
+      <w:color w:val="17324D"/>
+      <w:sz w:val="26"/>
       <w:szCs w:val="28"/>
     </w:rPr>
   </w:style>
@@ -497,15 +2059,15 @@
     <w:pPr>
       <w:keepNext/>
       <w:keepLines/>
-      <w:spacing w:before="200" w:after="0"/>
+      <w:spacing w:before="200" w:after="100"/>
       <w:outlineLvl w:val="1"/>
     </w:pPr>
     <w:rPr>
-      <w:rFonts w:asciiTheme="majorHAnsi" w:eastAsiaTheme="majorEastAsia" w:hAnsiTheme="majorHAnsi" w:cstheme="majorBidi"/>
+      <w:rFonts w:asciiTheme="majorHAnsi" w:eastAsiaTheme="majorEastAsia" w:hAnsiTheme="majorHAnsi" w:cstheme="majorBidi" w:ascii="Arial" w:hAnsi="Arial"/>
       <w:b/>
       <w:bCs/>
-      <w:color w:val="4F81BD" w:themeColor="accent1"/>
-      <w:sz w:val="26"/>
+      <w:color w:val="2E668B"/>
+      <w:sz w:val="22"/>
       <w:szCs w:val="26"/>
     </w:rPr>
   </w:style>
@@ -759,18 +2321,20 @@
     <w:qFormat/>
     <w:rsid w:val="00FC693F"/>
     <w:pPr>
+      <w:keepNext/>
       <w:pBdr>
         <w:bottom w:val="single" w:sz="8" w:space="4" w:color="4F81BD" w:themeColor="accent1"/>
       </w:pBdr>
-      <w:spacing w:after="300" w:line="240" w:lineRule="auto"/>
+      <w:spacing w:after="100" w:line="240" w:lineRule="auto" w:before="200"/>
       <w:contextualSpacing/>
     </w:pPr>
     <w:rPr>
-      <w:rFonts w:asciiTheme="majorHAnsi" w:eastAsiaTheme="majorEastAsia" w:hAnsiTheme="majorHAnsi" w:cstheme="majorBidi"/>
-      <w:color w:val="17365D" w:themeColor="text2" w:themeShade="BF"/>
+      <w:rFonts w:asciiTheme="majorHAnsi" w:eastAsiaTheme="majorEastAsia" w:hAnsiTheme="majorHAnsi" w:cstheme="majorBidi" w:ascii="Arial" w:hAnsi="Arial"/>
+      <w:b/>
+      <w:color w:val="17324D"/>
       <w:spacing w:val="5"/>
       <w:kern w:val="28"/>
-      <w:sz w:val="52"/>
+      <w:sz w:val="36"/>
       <w:szCs w:val="52"/>
     </w:rPr>
   </w:style>
